--- a/Templates/الگوی_شماره_1.docx
+++ b/Templates/الگوی_شماره_1.docx
@@ -585,6 +585,2386 @@
             </w:pPr>
             <w:r>
               <w:t>{{DisabilityDegree}}</w:t>
+            </w:r>
+          </w:p>
+        </w:tc>
+        <w:tc>
+          <w:tcPr>
+            <w:tcW w:w="3008" w:type="dxa"/>
+            <w:vMerge/>
+          </w:tcPr>
+          <w:p>
+            <w:pPr>
+              <w:keepNext/>
+              <w:keepLines/>
+              <w:jc w:val="center"/>
+              <w:rPr>
+                <w:sz w:val="22"/>
+                <w:szCs w:val="22"/>
+                <w:rtl/>
+                <w:lang w:bidi="fa-IR"/>
+              </w:rPr>
+            </w:pPr>
+          </w:p>
+        </w:tc>
+      </w:tr>
+      <w:tr>
+        <w:trPr>
+          <w:cantSplit/>
+          <w:trHeight w:val="477"/>
+        </w:trPr>
+        <w:tc>
+          <w:tcPr>
+            <w:tcW w:w="2160" w:type="dxa"/>
+            <w:tcBorders>
+              <w:top w:val="single" w:sz="4" w:space="0" w:color="auto"/>
+            </w:tcBorders>
+            <w:shd w:val="clear" w:color="auto" w:fill="E7E6E6" w:themeFill="background2"/>
+            <w:vAlign w:val="center"/>
+          </w:tcPr>
+          <w:p>
+            <w:pPr>
+              <w:keepNext/>
+              <w:keepLines/>
+              <w:rPr>
+                <w:b/>
+                <w:bCs/>
+                <w:sz w:val="22"/>
+                <w:szCs w:val="22"/>
+                <w:rtl/>
+                <w:lang w:bidi="fa-IR"/>
+              </w:rPr>
+            </w:pPr>
+            <w:r>
+              <w:rPr>
+                <w:rFonts w:hint="cs"/>
+                <w:sz w:val="22"/>
+                <w:szCs w:val="22"/>
+                <w:rtl/>
+                <w:lang w:bidi="fa-IR"/>
+              </w:rPr>
+              <w:t xml:space="preserve">نوع معلولیت</w:t>
+            </w:r>
+            <w:r>
+              <w:rPr>
+                <w:b/>
+                <w:bCs/>
+                <w:sz w:val="22"/>
+                <w:szCs w:val="22"/>
+                <w:rtl/>
+                <w:lang w:bidi="fa-IR"/>
+              </w:rPr>
+              <w:t xml:space="preserve"/>
+            </w:r>
+            <w:r>
+              <w:rPr>
+                <w:rFonts w:hint="cs"/>
+                <w:b/>
+                <w:bCs/>
+                <w:sz w:val="22"/>
+                <w:szCs w:val="22"/>
+                <w:rtl/>
+                <w:lang w:bidi="fa-IR"/>
+              </w:rPr>
+              <w:t xml:space="preserve"/>
+            </w:r>
+          </w:p>
+        </w:tc>
+        <w:tc>
+          <w:tcPr>
+            <w:tcW w:w="2070" w:type="dxa"/>
+            <w:tcBorders>
+              <w:top w:val="single" w:sz="4" w:space="0" w:color="auto"/>
+            </w:tcBorders>
+            <w:vAlign w:val="center"/>
+          </w:tcPr>
+          <w:p>
+            <w:pPr>
+              <w:keepNext/>
+              <w:keepLines/>
+              <w:rPr>
+                <w:b/>
+                <w:bCs/>
+                <w:sz w:val="22"/>
+                <w:szCs w:val="22"/>
+                <w:rtl/>
+                <w:lang w:bidi="fa-IR"/>
+              </w:rPr>
+            </w:pPr>
+            <w:r>
+              <w:t xml:space="preserve">{{DisabilityType}}</w:t>
+            </w:r>
+          </w:p>
+        </w:tc>
+        <w:tc>
+          <w:tcPr>
+            <w:tcW w:w="1620" w:type="dxa"/>
+            <w:tcBorders>
+              <w:top w:val="single" w:sz="4" w:space="0" w:color="auto"/>
+            </w:tcBorders>
+            <w:shd w:val="clear" w:color="auto" w:fill="E7E6E6" w:themeFill="background2"/>
+            <w:vAlign w:val="center"/>
+          </w:tcPr>
+          <w:p>
+            <w:pPr>
+              <w:keepNext/>
+              <w:keepLines/>
+              <w:rPr>
+                <w:b/>
+                <w:bCs/>
+                <w:sz w:val="22"/>
+                <w:szCs w:val="22"/>
+                <w:rtl/>
+                <w:lang w:bidi="fa-IR"/>
+              </w:rPr>
+            </w:pPr>
+            <w:r>
+              <w:rPr>
+                <w:rFonts w:hint="cs"/>
+                <w:b/>
+                <w:bCs/>
+                <w:sz w:val="22"/>
+                <w:szCs w:val="22"/>
+                <w:rtl/>
+                <w:lang w:bidi="fa-IR"/>
+              </w:rPr>
+              <w:t xml:space="preserve"/>
+            </w:r>
+          </w:p>
+        </w:tc>
+        <w:tc>
+          <w:tcPr>
+            <w:tcW w:w="1670" w:type="dxa"/>
+            <w:tcBorders>
+              <w:top w:val="single" w:sz="4" w:space="0" w:color="auto"/>
+            </w:tcBorders>
+            <w:vAlign w:val="center"/>
+          </w:tcPr>
+          <w:p>
+            <w:pPr>
+              <w:keepNext/>
+              <w:keepLines/>
+              <w:rPr>
+                <w:b/>
+                <w:bCs/>
+                <w:sz w:val="20"/>
+                <w:szCs w:val="20"/>
+                <w:rtl/>
+                <w:lang w:bidi="fa-IR"/>
+              </w:rPr>
+            </w:pPr>
+            <w:r>
+              <w:t xml:space="preserve"/>
+            </w:r>
+          </w:p>
+        </w:tc>
+        <w:tc>
+          <w:tcPr>
+            <w:tcW w:w="3008" w:type="dxa"/>
+            <w:vMerge/>
+          </w:tcPr>
+          <w:p>
+            <w:pPr>
+              <w:keepNext/>
+              <w:keepLines/>
+              <w:jc w:val="center"/>
+              <w:rPr>
+                <w:sz w:val="22"/>
+                <w:szCs w:val="22"/>
+                <w:rtl/>
+                <w:lang w:bidi="fa-IR"/>
+              </w:rPr>
+            </w:pPr>
+          </w:p>
+        </w:tc>
+      </w:tr>
+      <w:tr>
+        <w:trPr>
+          <w:cantSplit/>
+          <w:trHeight w:val="477"/>
+        </w:trPr>
+        <w:tc>
+          <w:tcPr>
+            <w:tcW w:w="2160" w:type="dxa"/>
+            <w:tcBorders>
+              <w:top w:val="single" w:sz="4" w:space="0" w:color="auto"/>
+            </w:tcBorders>
+            <w:shd w:val="clear" w:color="auto" w:fill="E7E6E6" w:themeFill="background2"/>
+            <w:vAlign w:val="center"/>
+          </w:tcPr>
+          <w:p>
+            <w:pPr>
+              <w:keepNext/>
+              <w:keepLines/>
+              <w:rPr>
+                <w:b/>
+                <w:bCs/>
+                <w:sz w:val="22"/>
+                <w:szCs w:val="22"/>
+                <w:rtl/>
+                <w:lang w:bidi="fa-IR"/>
+              </w:rPr>
+            </w:pPr>
+            <w:r>
+              <w:rPr>
+                <w:rFonts w:hint="cs"/>
+                <w:sz w:val="22"/>
+                <w:szCs w:val="22"/>
+                <w:rtl/>
+                <w:lang w:bidi="fa-IR"/>
+              </w:rPr>
+              <w:t xml:space="preserve">دلیل معلولیت</w:t>
+            </w:r>
+            <w:r>
+              <w:rPr>
+                <w:b/>
+                <w:bCs/>
+                <w:sz w:val="22"/>
+                <w:szCs w:val="22"/>
+                <w:rtl/>
+                <w:lang w:bidi="fa-IR"/>
+              </w:rPr>
+              <w:t xml:space="preserve"/>
+            </w:r>
+            <w:r>
+              <w:rPr>
+                <w:rFonts w:hint="cs"/>
+                <w:b/>
+                <w:bCs/>
+                <w:sz w:val="22"/>
+                <w:szCs w:val="22"/>
+                <w:rtl/>
+                <w:lang w:bidi="fa-IR"/>
+              </w:rPr>
+              <w:t xml:space="preserve"/>
+            </w:r>
+          </w:p>
+        </w:tc>
+        <w:tc>
+          <w:tcPr>
+            <w:tcW w:w="2070" w:type="dxa"/>
+            <w:tcBorders>
+              <w:top w:val="single" w:sz="4" w:space="0" w:color="auto"/>
+            </w:tcBorders>
+            <w:vAlign w:val="center"/>
+          </w:tcPr>
+          <w:p>
+            <w:pPr>
+              <w:keepNext/>
+              <w:keepLines/>
+              <w:rPr>
+                <w:b/>
+                <w:bCs/>
+                <w:sz w:val="22"/>
+                <w:szCs w:val="22"/>
+                <w:rtl/>
+                <w:lang w:bidi="fa-IR"/>
+              </w:rPr>
+            </w:pPr>
+            <w:r>
+              <w:t xml:space="preserve">{{DisabilityCause}}</w:t>
+            </w:r>
+          </w:p>
+        </w:tc>
+        <w:tc>
+          <w:tcPr>
+            <w:tcW w:w="1620" w:type="dxa"/>
+            <w:tcBorders>
+              <w:top w:val="single" w:sz="4" w:space="0" w:color="auto"/>
+            </w:tcBorders>
+            <w:shd w:val="clear" w:color="auto" w:fill="E7E6E6" w:themeFill="background2"/>
+            <w:vAlign w:val="center"/>
+          </w:tcPr>
+          <w:p>
+            <w:pPr>
+              <w:keepNext/>
+              <w:keepLines/>
+              <w:rPr>
+                <w:b/>
+                <w:bCs/>
+                <w:sz w:val="22"/>
+                <w:szCs w:val="22"/>
+                <w:rtl/>
+                <w:lang w:bidi="fa-IR"/>
+              </w:rPr>
+            </w:pPr>
+            <w:r>
+              <w:rPr>
+                <w:rFonts w:hint="cs"/>
+                <w:b/>
+                <w:bCs/>
+                <w:sz w:val="22"/>
+                <w:szCs w:val="22"/>
+                <w:rtl/>
+                <w:lang w:bidi="fa-IR"/>
+              </w:rPr>
+              <w:t xml:space="preserve">شرح معلولیت</w:t>
+            </w:r>
+          </w:p>
+        </w:tc>
+        <w:tc>
+          <w:tcPr>
+            <w:tcW w:w="1670" w:type="dxa"/>
+            <w:tcBorders>
+              <w:top w:val="single" w:sz="4" w:space="0" w:color="auto"/>
+            </w:tcBorders>
+            <w:vAlign w:val="center"/>
+          </w:tcPr>
+          <w:p>
+            <w:pPr>
+              <w:keepNext/>
+              <w:keepLines/>
+              <w:rPr>
+                <w:b/>
+                <w:bCs/>
+                <w:sz w:val="20"/>
+                <w:szCs w:val="20"/>
+                <w:rtl/>
+                <w:lang w:bidi="fa-IR"/>
+              </w:rPr>
+            </w:pPr>
+            <w:r>
+              <w:t xml:space="preserve">{{DisabilityDescription}}</w:t>
+            </w:r>
+          </w:p>
+        </w:tc>
+        <w:tc>
+          <w:tcPr>
+            <w:tcW w:w="3008" w:type="dxa"/>
+            <w:vMerge/>
+          </w:tcPr>
+          <w:p>
+            <w:pPr>
+              <w:keepNext/>
+              <w:keepLines/>
+              <w:jc w:val="center"/>
+              <w:rPr>
+                <w:sz w:val="22"/>
+                <w:szCs w:val="22"/>
+                <w:rtl/>
+                <w:lang w:bidi="fa-IR"/>
+              </w:rPr>
+            </w:pPr>
+          </w:p>
+        </w:tc>
+      </w:tr>
+      <w:tr>
+        <w:trPr>
+          <w:cantSplit/>
+          <w:trHeight w:val="477"/>
+        </w:trPr>
+        <w:tc>
+          <w:tcPr>
+            <w:tcW w:w="2160" w:type="dxa"/>
+            <w:tcBorders>
+              <w:top w:val="single" w:sz="4" w:space="0" w:color="auto"/>
+            </w:tcBorders>
+            <w:shd w:val="clear" w:color="auto" w:fill="E7E6E6" w:themeFill="background2"/>
+            <w:vAlign w:val="center"/>
+          </w:tcPr>
+          <w:p>
+            <w:pPr>
+              <w:keepNext/>
+              <w:keepLines/>
+              <w:rPr>
+                <w:b/>
+                <w:bCs/>
+                <w:sz w:val="22"/>
+                <w:szCs w:val="22"/>
+                <w:rtl/>
+                <w:lang w:bidi="fa-IR"/>
+              </w:rPr>
+            </w:pPr>
+            <w:r>
+              <w:rPr>
+                <w:rFonts w:hint="cs"/>
+                <w:sz w:val="22"/>
+                <w:szCs w:val="22"/>
+                <w:rtl/>
+                <w:lang w:bidi="fa-IR"/>
+              </w:rPr>
+              <w:t xml:space="preserve">نیازهای خاص</w:t>
+            </w:r>
+            <w:r>
+              <w:rPr>
+                <w:b/>
+                <w:bCs/>
+                <w:sz w:val="22"/>
+                <w:szCs w:val="22"/>
+                <w:rtl/>
+                <w:lang w:bidi="fa-IR"/>
+              </w:rPr>
+              <w:t xml:space="preserve"/>
+            </w:r>
+            <w:r>
+              <w:rPr>
+                <w:rFonts w:hint="cs"/>
+                <w:b/>
+                <w:bCs/>
+                <w:sz w:val="22"/>
+                <w:szCs w:val="22"/>
+                <w:rtl/>
+                <w:lang w:bidi="fa-IR"/>
+              </w:rPr>
+              <w:t xml:space="preserve"/>
+            </w:r>
+          </w:p>
+        </w:tc>
+        <w:tc>
+          <w:tcPr>
+            <w:tcW w:w="2070" w:type="dxa"/>
+            <w:tcBorders>
+              <w:top w:val="single" w:sz="4" w:space="0" w:color="auto"/>
+            </w:tcBorders>
+            <w:vAlign w:val="center"/>
+          </w:tcPr>
+          <w:p>
+            <w:pPr>
+              <w:keepNext/>
+              <w:keepLines/>
+              <w:rPr>
+                <w:b/>
+                <w:bCs/>
+                <w:sz w:val="22"/>
+                <w:szCs w:val="22"/>
+                <w:rtl/>
+                <w:lang w:bidi="fa-IR"/>
+              </w:rPr>
+            </w:pPr>
+            <w:r>
+              <w:t xml:space="preserve">{{SpecialNeeds}}</w:t>
+            </w:r>
+          </w:p>
+        </w:tc>
+        <w:tc>
+          <w:tcPr>
+            <w:tcW w:w="1620" w:type="dxa"/>
+            <w:tcBorders>
+              <w:top w:val="single" w:sz="4" w:space="0" w:color="auto"/>
+            </w:tcBorders>
+            <w:shd w:val="clear" w:color="auto" w:fill="E7E6E6" w:themeFill="background2"/>
+            <w:vAlign w:val="center"/>
+          </w:tcPr>
+          <w:p>
+            <w:pPr>
+              <w:keepNext/>
+              <w:keepLines/>
+              <w:rPr>
+                <w:b/>
+                <w:bCs/>
+                <w:sz w:val="22"/>
+                <w:szCs w:val="22"/>
+                <w:rtl/>
+                <w:lang w:bidi="fa-IR"/>
+              </w:rPr>
+            </w:pPr>
+            <w:r>
+              <w:rPr>
+                <w:rFonts w:hint="cs"/>
+                <w:b/>
+                <w:bCs/>
+                <w:sz w:val="22"/>
+                <w:szCs w:val="22"/>
+                <w:rtl/>
+                <w:lang w:bidi="fa-IR"/>
+              </w:rPr>
+              <w:t xml:space="preserve">وضعیت کارت معلولیت</w:t>
+            </w:r>
+          </w:p>
+        </w:tc>
+        <w:tc>
+          <w:tcPr>
+            <w:tcW w:w="1670" w:type="dxa"/>
+            <w:tcBorders>
+              <w:top w:val="single" w:sz="4" w:space="0" w:color="auto"/>
+            </w:tcBorders>
+            <w:vAlign w:val="center"/>
+          </w:tcPr>
+          <w:p>
+            <w:pPr>
+              <w:keepNext/>
+              <w:keepLines/>
+              <w:rPr>
+                <w:b/>
+                <w:bCs/>
+                <w:sz w:val="20"/>
+                <w:szCs w:val="20"/>
+                <w:rtl/>
+                <w:lang w:bidi="fa-IR"/>
+              </w:rPr>
+            </w:pPr>
+            <w:r>
+              <w:t xml:space="preserve">{{DisabilityCardStatus}}</w:t>
+            </w:r>
+          </w:p>
+        </w:tc>
+        <w:tc>
+          <w:tcPr>
+            <w:tcW w:w="3008" w:type="dxa"/>
+            <w:vMerge/>
+          </w:tcPr>
+          <w:p>
+            <w:pPr>
+              <w:keepNext/>
+              <w:keepLines/>
+              <w:jc w:val="center"/>
+              <w:rPr>
+                <w:sz w:val="22"/>
+                <w:szCs w:val="22"/>
+                <w:rtl/>
+                <w:lang w:bidi="fa-IR"/>
+              </w:rPr>
+            </w:pPr>
+          </w:p>
+        </w:tc>
+      </w:tr>
+      <w:tr>
+        <w:trPr>
+          <w:cantSplit/>
+          <w:trHeight w:val="477"/>
+        </w:trPr>
+        <w:tc>
+          <w:tcPr>
+            <w:tcW w:w="2160" w:type="dxa"/>
+            <w:tcBorders>
+              <w:top w:val="single" w:sz="4" w:space="0" w:color="auto"/>
+            </w:tcBorders>
+            <w:shd w:val="clear" w:color="auto" w:fill="E7E6E6" w:themeFill="background2"/>
+            <w:vAlign w:val="center"/>
+          </w:tcPr>
+          <w:p>
+            <w:pPr>
+              <w:keepNext/>
+              <w:keepLines/>
+              <w:rPr>
+                <w:b/>
+                <w:bCs/>
+                <w:sz w:val="22"/>
+                <w:szCs w:val="22"/>
+                <w:rtl/>
+                <w:lang w:bidi="fa-IR"/>
+              </w:rPr>
+            </w:pPr>
+            <w:r>
+              <w:rPr>
+                <w:rFonts w:hint="cs"/>
+                <w:sz w:val="22"/>
+                <w:szCs w:val="22"/>
+                <w:rtl/>
+                <w:lang w:bidi="fa-IR"/>
+              </w:rPr>
+              <w:t xml:space="preserve">شماره کارت معلولیت</w:t>
+            </w:r>
+            <w:r>
+              <w:rPr>
+                <w:b/>
+                <w:bCs/>
+                <w:sz w:val="22"/>
+                <w:szCs w:val="22"/>
+                <w:rtl/>
+                <w:lang w:bidi="fa-IR"/>
+              </w:rPr>
+              <w:t xml:space="preserve"/>
+            </w:r>
+            <w:r>
+              <w:rPr>
+                <w:rFonts w:hint="cs"/>
+                <w:b/>
+                <w:bCs/>
+                <w:sz w:val="22"/>
+                <w:szCs w:val="22"/>
+                <w:rtl/>
+                <w:lang w:bidi="fa-IR"/>
+              </w:rPr>
+              <w:t xml:space="preserve"/>
+            </w:r>
+          </w:p>
+        </w:tc>
+        <w:tc>
+          <w:tcPr>
+            <w:tcW w:w="2070" w:type="dxa"/>
+            <w:tcBorders>
+              <w:top w:val="single" w:sz="4" w:space="0" w:color="auto"/>
+            </w:tcBorders>
+            <w:vAlign w:val="center"/>
+          </w:tcPr>
+          <w:p>
+            <w:pPr>
+              <w:keepNext/>
+              <w:keepLines/>
+              <w:rPr>
+                <w:b/>
+                <w:bCs/>
+                <w:sz w:val="22"/>
+                <w:szCs w:val="22"/>
+                <w:rtl/>
+                <w:lang w:bidi="fa-IR"/>
+              </w:rPr>
+            </w:pPr>
+            <w:r>
+              <w:t xml:space="preserve">{{DisabilityCardNumber}}</w:t>
+            </w:r>
+          </w:p>
+        </w:tc>
+        <w:tc>
+          <w:tcPr>
+            <w:tcW w:w="1620" w:type="dxa"/>
+            <w:tcBorders>
+              <w:top w:val="single" w:sz="4" w:space="0" w:color="auto"/>
+            </w:tcBorders>
+            <w:shd w:val="clear" w:color="auto" w:fill="E7E6E6" w:themeFill="background2"/>
+            <w:vAlign w:val="center"/>
+          </w:tcPr>
+          <w:p>
+            <w:pPr>
+              <w:keepNext/>
+              <w:keepLines/>
+              <w:rPr>
+                <w:b/>
+                <w:bCs/>
+                <w:sz w:val="22"/>
+                <w:szCs w:val="22"/>
+                <w:rtl/>
+                <w:lang w:bidi="fa-IR"/>
+              </w:rPr>
+            </w:pPr>
+            <w:r>
+              <w:rPr>
+                <w:rFonts w:hint="cs"/>
+                <w:b/>
+                <w:bCs/>
+                <w:sz w:val="22"/>
+                <w:szCs w:val="22"/>
+                <w:rtl/>
+                <w:lang w:bidi="fa-IR"/>
+              </w:rPr>
+              <w:t xml:space="preserve">صادرکننده کارت</w:t>
+            </w:r>
+          </w:p>
+        </w:tc>
+        <w:tc>
+          <w:tcPr>
+            <w:tcW w:w="1670" w:type="dxa"/>
+            <w:tcBorders>
+              <w:top w:val="single" w:sz="4" w:space="0" w:color="auto"/>
+            </w:tcBorders>
+            <w:vAlign w:val="center"/>
+          </w:tcPr>
+          <w:p>
+            <w:pPr>
+              <w:keepNext/>
+              <w:keepLines/>
+              <w:rPr>
+                <w:b/>
+                <w:bCs/>
+                <w:sz w:val="20"/>
+                <w:szCs w:val="20"/>
+                <w:rtl/>
+                <w:lang w:bidi="fa-IR"/>
+              </w:rPr>
+            </w:pPr>
+            <w:r>
+              <w:t xml:space="preserve">{{DisabilityCardIssuer}}</w:t>
+            </w:r>
+          </w:p>
+        </w:tc>
+        <w:tc>
+          <w:tcPr>
+            <w:tcW w:w="3008" w:type="dxa"/>
+            <w:vMerge/>
+          </w:tcPr>
+          <w:p>
+            <w:pPr>
+              <w:keepNext/>
+              <w:keepLines/>
+              <w:jc w:val="center"/>
+              <w:rPr>
+                <w:sz w:val="22"/>
+                <w:szCs w:val="22"/>
+                <w:rtl/>
+                <w:lang w:bidi="fa-IR"/>
+              </w:rPr>
+            </w:pPr>
+          </w:p>
+        </w:tc>
+      </w:tr>
+      <w:tr>
+        <w:trPr>
+          <w:cantSplit/>
+          <w:trHeight w:val="477"/>
+        </w:trPr>
+        <w:tc>
+          <w:tcPr>
+            <w:tcW w:w="2160" w:type="dxa"/>
+            <w:tcBorders>
+              <w:top w:val="single" w:sz="4" w:space="0" w:color="auto"/>
+            </w:tcBorders>
+            <w:shd w:val="clear" w:color="auto" w:fill="E7E6E6" w:themeFill="background2"/>
+            <w:vAlign w:val="center"/>
+          </w:tcPr>
+          <w:p>
+            <w:pPr>
+              <w:keepNext/>
+              <w:keepLines/>
+              <w:rPr>
+                <w:b/>
+                <w:bCs/>
+                <w:sz w:val="22"/>
+                <w:szCs w:val="22"/>
+                <w:rtl/>
+                <w:lang w:bidi="fa-IR"/>
+              </w:rPr>
+            </w:pPr>
+            <w:r>
+              <w:rPr>
+                <w:rFonts w:hint="cs"/>
+                <w:sz w:val="22"/>
+                <w:szCs w:val="22"/>
+                <w:rtl/>
+                <w:lang w:bidi="fa-IR"/>
+              </w:rPr>
+              <w:t xml:space="preserve">تاریخ صدور کارت</w:t>
+            </w:r>
+            <w:r>
+              <w:rPr>
+                <w:b/>
+                <w:bCs/>
+                <w:sz w:val="22"/>
+                <w:szCs w:val="22"/>
+                <w:rtl/>
+                <w:lang w:bidi="fa-IR"/>
+              </w:rPr>
+              <w:t xml:space="preserve"/>
+            </w:r>
+            <w:r>
+              <w:rPr>
+                <w:rFonts w:hint="cs"/>
+                <w:b/>
+                <w:bCs/>
+                <w:sz w:val="22"/>
+                <w:szCs w:val="22"/>
+                <w:rtl/>
+                <w:lang w:bidi="fa-IR"/>
+              </w:rPr>
+              <w:t xml:space="preserve"/>
+            </w:r>
+          </w:p>
+        </w:tc>
+        <w:tc>
+          <w:tcPr>
+            <w:tcW w:w="2070" w:type="dxa"/>
+            <w:tcBorders>
+              <w:top w:val="single" w:sz="4" w:space="0" w:color="auto"/>
+            </w:tcBorders>
+            <w:vAlign w:val="center"/>
+          </w:tcPr>
+          <w:p>
+            <w:pPr>
+              <w:keepNext/>
+              <w:keepLines/>
+              <w:rPr>
+                <w:b/>
+                <w:bCs/>
+                <w:sz w:val="22"/>
+                <w:szCs w:val="22"/>
+                <w:rtl/>
+                <w:lang w:bidi="fa-IR"/>
+              </w:rPr>
+            </w:pPr>
+            <w:r>
+              <w:t xml:space="preserve">{{DisabilityIssueDate}}</w:t>
+            </w:r>
+          </w:p>
+        </w:tc>
+        <w:tc>
+          <w:tcPr>
+            <w:tcW w:w="1620" w:type="dxa"/>
+            <w:tcBorders>
+              <w:top w:val="single" w:sz="4" w:space="0" w:color="auto"/>
+            </w:tcBorders>
+            <w:shd w:val="clear" w:color="auto" w:fill="E7E6E6" w:themeFill="background2"/>
+            <w:vAlign w:val="center"/>
+          </w:tcPr>
+          <w:p>
+            <w:pPr>
+              <w:keepNext/>
+              <w:keepLines/>
+              <w:rPr>
+                <w:b/>
+                <w:bCs/>
+                <w:sz w:val="22"/>
+                <w:szCs w:val="22"/>
+                <w:rtl/>
+                <w:lang w:bidi="fa-IR"/>
+              </w:rPr>
+            </w:pPr>
+            <w:r>
+              <w:rPr>
+                <w:rFonts w:hint="cs"/>
+                <w:b/>
+                <w:bCs/>
+                <w:sz w:val="22"/>
+                <w:szCs w:val="22"/>
+                <w:rtl/>
+                <w:lang w:bidi="fa-IR"/>
+              </w:rPr>
+              <w:t xml:space="preserve">تاریخ انقضای کارت</w:t>
+            </w:r>
+          </w:p>
+        </w:tc>
+        <w:tc>
+          <w:tcPr>
+            <w:tcW w:w="1670" w:type="dxa"/>
+            <w:tcBorders>
+              <w:top w:val="single" w:sz="4" w:space="0" w:color="auto"/>
+            </w:tcBorders>
+            <w:vAlign w:val="center"/>
+          </w:tcPr>
+          <w:p>
+            <w:pPr>
+              <w:keepNext/>
+              <w:keepLines/>
+              <w:rPr>
+                <w:b/>
+                <w:bCs/>
+                <w:sz w:val="20"/>
+                <w:szCs w:val="20"/>
+                <w:rtl/>
+                <w:lang w:bidi="fa-IR"/>
+              </w:rPr>
+            </w:pPr>
+            <w:r>
+              <w:t xml:space="preserve">{{DisabilityExpiryDate}}</w:t>
+            </w:r>
+          </w:p>
+        </w:tc>
+        <w:tc>
+          <w:tcPr>
+            <w:tcW w:w="3008" w:type="dxa"/>
+            <w:vMerge/>
+          </w:tcPr>
+          <w:p>
+            <w:pPr>
+              <w:keepNext/>
+              <w:keepLines/>
+              <w:jc w:val="center"/>
+              <w:rPr>
+                <w:sz w:val="22"/>
+                <w:szCs w:val="22"/>
+                <w:rtl/>
+                <w:lang w:bidi="fa-IR"/>
+              </w:rPr>
+            </w:pPr>
+          </w:p>
+        </w:tc>
+      </w:tr>
+      <w:tr>
+        <w:trPr>
+          <w:cantSplit/>
+          <w:trHeight w:val="477"/>
+        </w:trPr>
+        <w:tc>
+          <w:tcPr>
+            <w:tcW w:w="2160" w:type="dxa"/>
+            <w:tcBorders>
+              <w:top w:val="single" w:sz="4" w:space="0" w:color="auto"/>
+            </w:tcBorders>
+            <w:shd w:val="clear" w:color="auto" w:fill="E7E6E6" w:themeFill="background2"/>
+            <w:vAlign w:val="center"/>
+          </w:tcPr>
+          <w:p>
+            <w:pPr>
+              <w:keepNext/>
+              <w:keepLines/>
+              <w:rPr>
+                <w:b/>
+                <w:bCs/>
+                <w:sz w:val="22"/>
+                <w:szCs w:val="22"/>
+                <w:rtl/>
+                <w:lang w:bidi="fa-IR"/>
+              </w:rPr>
+            </w:pPr>
+            <w:r>
+              <w:rPr>
+                <w:rFonts w:hint="cs"/>
+                <w:sz w:val="22"/>
+                <w:szCs w:val="22"/>
+                <w:rtl/>
+                <w:lang w:bidi="fa-IR"/>
+              </w:rPr>
+              <w:t xml:space="preserve">یادداشت معلولیت</w:t>
+            </w:r>
+            <w:r>
+              <w:rPr>
+                <w:b/>
+                <w:bCs/>
+                <w:sz w:val="22"/>
+                <w:szCs w:val="22"/>
+                <w:rtl/>
+                <w:lang w:bidi="fa-IR"/>
+              </w:rPr>
+              <w:t xml:space="preserve"/>
+            </w:r>
+            <w:r>
+              <w:rPr>
+                <w:rFonts w:hint="cs"/>
+                <w:b/>
+                <w:bCs/>
+                <w:sz w:val="22"/>
+                <w:szCs w:val="22"/>
+                <w:rtl/>
+                <w:lang w:bidi="fa-IR"/>
+              </w:rPr>
+              <w:t xml:space="preserve"/>
+            </w:r>
+          </w:p>
+        </w:tc>
+        <w:tc>
+          <w:tcPr>
+            <w:tcW w:w="2070" w:type="dxa"/>
+            <w:tcBorders>
+              <w:top w:val="single" w:sz="4" w:space="0" w:color="auto"/>
+            </w:tcBorders>
+            <w:vAlign w:val="center"/>
+          </w:tcPr>
+          <w:p>
+            <w:pPr>
+              <w:keepNext/>
+              <w:keepLines/>
+              <w:rPr>
+                <w:b/>
+                <w:bCs/>
+                <w:sz w:val="22"/>
+                <w:szCs w:val="22"/>
+                <w:rtl/>
+                <w:lang w:bidi="fa-IR"/>
+              </w:rPr>
+            </w:pPr>
+            <w:r>
+              <w:t xml:space="preserve">{{DisabilityNotes}}</w:t>
+            </w:r>
+          </w:p>
+        </w:tc>
+        <w:tc>
+          <w:tcPr>
+            <w:tcW w:w="1620" w:type="dxa"/>
+            <w:tcBorders>
+              <w:top w:val="single" w:sz="4" w:space="0" w:color="auto"/>
+            </w:tcBorders>
+            <w:shd w:val="clear" w:color="auto" w:fill="E7E6E6" w:themeFill="background2"/>
+            <w:vAlign w:val="center"/>
+          </w:tcPr>
+          <w:p>
+            <w:pPr>
+              <w:keepNext/>
+              <w:keepLines/>
+              <w:rPr>
+                <w:b/>
+                <w:bCs/>
+                <w:sz w:val="22"/>
+                <w:szCs w:val="22"/>
+                <w:rtl/>
+                <w:lang w:bidi="fa-IR"/>
+              </w:rPr>
+            </w:pPr>
+            <w:r>
+              <w:rPr>
+                <w:rFonts w:hint="cs"/>
+                <w:b/>
+                <w:bCs/>
+                <w:sz w:val="22"/>
+                <w:szCs w:val="22"/>
+                <w:rtl/>
+                <w:lang w:bidi="fa-IR"/>
+              </w:rPr>
+              <w:t xml:space="preserve"/>
+            </w:r>
+          </w:p>
+        </w:tc>
+        <w:tc>
+          <w:tcPr>
+            <w:tcW w:w="1670" w:type="dxa"/>
+            <w:tcBorders>
+              <w:top w:val="single" w:sz="4" w:space="0" w:color="auto"/>
+            </w:tcBorders>
+            <w:vAlign w:val="center"/>
+          </w:tcPr>
+          <w:p>
+            <w:pPr>
+              <w:keepNext/>
+              <w:keepLines/>
+              <w:rPr>
+                <w:b/>
+                <w:bCs/>
+                <w:sz w:val="20"/>
+                <w:szCs w:val="20"/>
+                <w:rtl/>
+                <w:lang w:bidi="fa-IR"/>
+              </w:rPr>
+            </w:pPr>
+            <w:r>
+              <w:t xml:space="preserve"/>
+            </w:r>
+          </w:p>
+        </w:tc>
+        <w:tc>
+          <w:tcPr>
+            <w:tcW w:w="3008" w:type="dxa"/>
+            <w:vMerge/>
+          </w:tcPr>
+          <w:p>
+            <w:pPr>
+              <w:keepNext/>
+              <w:keepLines/>
+              <w:jc w:val="center"/>
+              <w:rPr>
+                <w:sz w:val="22"/>
+                <w:szCs w:val="22"/>
+                <w:rtl/>
+                <w:lang w:bidi="fa-IR"/>
+              </w:rPr>
+            </w:pPr>
+          </w:p>
+        </w:tc>
+      </w:tr>
+      <w:tr>
+        <w:trPr>
+          <w:cantSplit/>
+          <w:trHeight w:val="477"/>
+        </w:trPr>
+        <w:tc>
+          <w:tcPr>
+            <w:tcW w:w="2160" w:type="dxa"/>
+            <w:tcBorders>
+              <w:top w:val="single" w:sz="4" w:space="0" w:color="auto"/>
+            </w:tcBorders>
+            <w:shd w:val="clear" w:color="auto" w:fill="E7E6E6" w:themeFill="background2"/>
+            <w:vAlign w:val="center"/>
+          </w:tcPr>
+          <w:p>
+            <w:pPr>
+              <w:keepNext/>
+              <w:keepLines/>
+              <w:rPr>
+                <w:b/>
+                <w:bCs/>
+                <w:sz w:val="22"/>
+                <w:szCs w:val="22"/>
+                <w:rtl/>
+                <w:lang w:bidi="fa-IR"/>
+              </w:rPr>
+            </w:pPr>
+            <w:r>
+              <w:rPr>
+                <w:rFonts w:hint="cs"/>
+                <w:sz w:val="22"/>
+                <w:szCs w:val="22"/>
+                <w:rtl/>
+                <w:lang w:bidi="fa-IR"/>
+              </w:rPr>
+              <w:t xml:space="preserve">نام نمایندهٔ اول</w:t>
+            </w:r>
+            <w:r>
+              <w:rPr>
+                <w:b/>
+                <w:bCs/>
+                <w:sz w:val="22"/>
+                <w:szCs w:val="22"/>
+                <w:rtl/>
+                <w:lang w:bidi="fa-IR"/>
+              </w:rPr>
+              <w:t xml:space="preserve"/>
+            </w:r>
+            <w:r>
+              <w:rPr>
+                <w:rFonts w:hint="cs"/>
+                <w:b/>
+                <w:bCs/>
+                <w:sz w:val="22"/>
+                <w:szCs w:val="22"/>
+                <w:rtl/>
+                <w:lang w:bidi="fa-IR"/>
+              </w:rPr>
+              <w:t xml:space="preserve"/>
+            </w:r>
+          </w:p>
+        </w:tc>
+        <w:tc>
+          <w:tcPr>
+            <w:tcW w:w="2070" w:type="dxa"/>
+            <w:tcBorders>
+              <w:top w:val="single" w:sz="4" w:space="0" w:color="auto"/>
+            </w:tcBorders>
+            <w:vAlign w:val="center"/>
+          </w:tcPr>
+          <w:p>
+            <w:pPr>
+              <w:keepNext/>
+              <w:keepLines/>
+              <w:rPr>
+                <w:b/>
+                <w:bCs/>
+                <w:sz w:val="22"/>
+                <w:szCs w:val="22"/>
+                <w:rtl/>
+                <w:lang w:bidi="fa-IR"/>
+              </w:rPr>
+            </w:pPr>
+            <w:r>
+              <w:t xml:space="preserve">{{Rep1Name}}</w:t>
+            </w:r>
+          </w:p>
+        </w:tc>
+        <w:tc>
+          <w:tcPr>
+            <w:tcW w:w="1620" w:type="dxa"/>
+            <w:tcBorders>
+              <w:top w:val="single" w:sz="4" w:space="0" w:color="auto"/>
+            </w:tcBorders>
+            <w:shd w:val="clear" w:color="auto" w:fill="E7E6E6" w:themeFill="background2"/>
+            <w:vAlign w:val="center"/>
+          </w:tcPr>
+          <w:p>
+            <w:pPr>
+              <w:keepNext/>
+              <w:keepLines/>
+              <w:rPr>
+                <w:b/>
+                <w:bCs/>
+                <w:sz w:val="22"/>
+                <w:szCs w:val="22"/>
+                <w:rtl/>
+                <w:lang w:bidi="fa-IR"/>
+              </w:rPr>
+            </w:pPr>
+            <w:r>
+              <w:rPr>
+                <w:rFonts w:hint="cs"/>
+                <w:b/>
+                <w:bCs/>
+                <w:sz w:val="22"/>
+                <w:szCs w:val="22"/>
+                <w:rtl/>
+                <w:lang w:bidi="fa-IR"/>
+              </w:rPr>
+              <w:t xml:space="preserve">نسبت با ذی‌نفع</w:t>
+            </w:r>
+          </w:p>
+        </w:tc>
+        <w:tc>
+          <w:tcPr>
+            <w:tcW w:w="1670" w:type="dxa"/>
+            <w:tcBorders>
+              <w:top w:val="single" w:sz="4" w:space="0" w:color="auto"/>
+            </w:tcBorders>
+            <w:vAlign w:val="center"/>
+          </w:tcPr>
+          <w:p>
+            <w:pPr>
+              <w:keepNext/>
+              <w:keepLines/>
+              <w:rPr>
+                <w:b/>
+                <w:bCs/>
+                <w:sz w:val="20"/>
+                <w:szCs w:val="20"/>
+                <w:rtl/>
+                <w:lang w:bidi="fa-IR"/>
+              </w:rPr>
+            </w:pPr>
+            <w:r>
+              <w:t xml:space="preserve">{{Rep1Relationship}}</w:t>
+            </w:r>
+          </w:p>
+        </w:tc>
+        <w:tc>
+          <w:tcPr>
+            <w:tcW w:w="3008" w:type="dxa"/>
+            <w:vMerge/>
+          </w:tcPr>
+          <w:p>
+            <w:pPr>
+              <w:keepNext/>
+              <w:keepLines/>
+              <w:jc w:val="center"/>
+              <w:rPr>
+                <w:sz w:val="22"/>
+                <w:szCs w:val="22"/>
+                <w:rtl/>
+                <w:lang w:bidi="fa-IR"/>
+              </w:rPr>
+            </w:pPr>
+          </w:p>
+        </w:tc>
+      </w:tr>
+      <w:tr>
+        <w:trPr>
+          <w:cantSplit/>
+          <w:trHeight w:val="477"/>
+        </w:trPr>
+        <w:tc>
+          <w:tcPr>
+            <w:tcW w:w="2160" w:type="dxa"/>
+            <w:tcBorders>
+              <w:top w:val="single" w:sz="4" w:space="0" w:color="auto"/>
+            </w:tcBorders>
+            <w:shd w:val="clear" w:color="auto" w:fill="E7E6E6" w:themeFill="background2"/>
+            <w:vAlign w:val="center"/>
+          </w:tcPr>
+          <w:p>
+            <w:pPr>
+              <w:keepNext/>
+              <w:keepLines/>
+              <w:rPr>
+                <w:b/>
+                <w:bCs/>
+                <w:sz w:val="22"/>
+                <w:szCs w:val="22"/>
+                <w:rtl/>
+                <w:lang w:bidi="fa-IR"/>
+              </w:rPr>
+            </w:pPr>
+            <w:r>
+              <w:rPr>
+                <w:rFonts w:hint="cs"/>
+                <w:sz w:val="22"/>
+                <w:szCs w:val="22"/>
+                <w:rtl/>
+                <w:lang w:bidi="fa-IR"/>
+              </w:rPr>
+              <w:t xml:space="preserve">نوع تذکره نماینده</w:t>
+            </w:r>
+            <w:r>
+              <w:rPr>
+                <w:b/>
+                <w:bCs/>
+                <w:sz w:val="22"/>
+                <w:szCs w:val="22"/>
+                <w:rtl/>
+                <w:lang w:bidi="fa-IR"/>
+              </w:rPr>
+              <w:t xml:space="preserve"/>
+            </w:r>
+            <w:r>
+              <w:rPr>
+                <w:rFonts w:hint="cs"/>
+                <w:b/>
+                <w:bCs/>
+                <w:sz w:val="22"/>
+                <w:szCs w:val="22"/>
+                <w:rtl/>
+                <w:lang w:bidi="fa-IR"/>
+              </w:rPr>
+              <w:t xml:space="preserve"/>
+            </w:r>
+          </w:p>
+        </w:tc>
+        <w:tc>
+          <w:tcPr>
+            <w:tcW w:w="2070" w:type="dxa"/>
+            <w:tcBorders>
+              <w:top w:val="single" w:sz="4" w:space="0" w:color="auto"/>
+            </w:tcBorders>
+            <w:vAlign w:val="center"/>
+          </w:tcPr>
+          <w:p>
+            <w:pPr>
+              <w:keepNext/>
+              <w:keepLines/>
+              <w:rPr>
+                <w:b/>
+                <w:bCs/>
+                <w:sz w:val="22"/>
+                <w:szCs w:val="22"/>
+                <w:rtl/>
+                <w:lang w:bidi="fa-IR"/>
+              </w:rPr>
+            </w:pPr>
+            <w:r>
+              <w:t xml:space="preserve">{{Rep1IdCardType}}</w:t>
+            </w:r>
+          </w:p>
+        </w:tc>
+        <w:tc>
+          <w:tcPr>
+            <w:tcW w:w="1620" w:type="dxa"/>
+            <w:tcBorders>
+              <w:top w:val="single" w:sz="4" w:space="0" w:color="auto"/>
+            </w:tcBorders>
+            <w:shd w:val="clear" w:color="auto" w:fill="E7E6E6" w:themeFill="background2"/>
+            <w:vAlign w:val="center"/>
+          </w:tcPr>
+          <w:p>
+            <w:pPr>
+              <w:keepNext/>
+              <w:keepLines/>
+              <w:rPr>
+                <w:b/>
+                <w:bCs/>
+                <w:sz w:val="22"/>
+                <w:szCs w:val="22"/>
+                <w:rtl/>
+                <w:lang w:bidi="fa-IR"/>
+              </w:rPr>
+            </w:pPr>
+            <w:r>
+              <w:rPr>
+                <w:rFonts w:hint="cs"/>
+                <w:b/>
+                <w:bCs/>
+                <w:sz w:val="22"/>
+                <w:szCs w:val="22"/>
+                <w:rtl/>
+                <w:lang w:bidi="fa-IR"/>
+              </w:rPr>
+              <w:t xml:space="preserve">شماره تذکره</w:t>
+            </w:r>
+          </w:p>
+        </w:tc>
+        <w:tc>
+          <w:tcPr>
+            <w:tcW w:w="1670" w:type="dxa"/>
+            <w:tcBorders>
+              <w:top w:val="single" w:sz="4" w:space="0" w:color="auto"/>
+            </w:tcBorders>
+            <w:vAlign w:val="center"/>
+          </w:tcPr>
+          <w:p>
+            <w:pPr>
+              <w:keepNext/>
+              <w:keepLines/>
+              <w:rPr>
+                <w:b/>
+                <w:bCs/>
+                <w:sz w:val="20"/>
+                <w:szCs w:val="20"/>
+                <w:rtl/>
+                <w:lang w:bidi="fa-IR"/>
+              </w:rPr>
+            </w:pPr>
+            <w:r>
+              <w:t xml:space="preserve">{{Rep1NationalID}}</w:t>
+            </w:r>
+          </w:p>
+        </w:tc>
+        <w:tc>
+          <w:tcPr>
+            <w:tcW w:w="3008" w:type="dxa"/>
+            <w:vMerge/>
+          </w:tcPr>
+          <w:p>
+            <w:pPr>
+              <w:keepNext/>
+              <w:keepLines/>
+              <w:jc w:val="center"/>
+              <w:rPr>
+                <w:sz w:val="22"/>
+                <w:szCs w:val="22"/>
+                <w:rtl/>
+                <w:lang w:bidi="fa-IR"/>
+              </w:rPr>
+            </w:pPr>
+          </w:p>
+        </w:tc>
+      </w:tr>
+      <w:tr>
+        <w:trPr>
+          <w:cantSplit/>
+          <w:trHeight w:val="477"/>
+        </w:trPr>
+        <w:tc>
+          <w:tcPr>
+            <w:tcW w:w="2160" w:type="dxa"/>
+            <w:tcBorders>
+              <w:top w:val="single" w:sz="4" w:space="0" w:color="auto"/>
+            </w:tcBorders>
+            <w:shd w:val="clear" w:color="auto" w:fill="E7E6E6" w:themeFill="background2"/>
+            <w:vAlign w:val="center"/>
+          </w:tcPr>
+          <w:p>
+            <w:pPr>
+              <w:keepNext/>
+              <w:keepLines/>
+              <w:rPr>
+                <w:b/>
+                <w:bCs/>
+                <w:sz w:val="22"/>
+                <w:szCs w:val="22"/>
+                <w:rtl/>
+                <w:lang w:bidi="fa-IR"/>
+              </w:rPr>
+            </w:pPr>
+            <w:r>
+              <w:rPr>
+                <w:rFonts w:hint="cs"/>
+                <w:sz w:val="22"/>
+                <w:szCs w:val="22"/>
+                <w:rtl/>
+                <w:lang w:bidi="fa-IR"/>
+              </w:rPr>
+              <w:t xml:space="preserve">تماس نماینده</w:t>
+            </w:r>
+            <w:r>
+              <w:rPr>
+                <w:b/>
+                <w:bCs/>
+                <w:sz w:val="22"/>
+                <w:szCs w:val="22"/>
+                <w:rtl/>
+                <w:lang w:bidi="fa-IR"/>
+              </w:rPr>
+              <w:t xml:space="preserve"/>
+            </w:r>
+            <w:r>
+              <w:rPr>
+                <w:rFonts w:hint="cs"/>
+                <w:b/>
+                <w:bCs/>
+                <w:sz w:val="22"/>
+                <w:szCs w:val="22"/>
+                <w:rtl/>
+                <w:lang w:bidi="fa-IR"/>
+              </w:rPr>
+              <w:t xml:space="preserve"/>
+            </w:r>
+          </w:p>
+        </w:tc>
+        <w:tc>
+          <w:tcPr>
+            <w:tcW w:w="2070" w:type="dxa"/>
+            <w:tcBorders>
+              <w:top w:val="single" w:sz="4" w:space="0" w:color="auto"/>
+            </w:tcBorders>
+            <w:vAlign w:val="center"/>
+          </w:tcPr>
+          <w:p>
+            <w:pPr>
+              <w:keepNext/>
+              <w:keepLines/>
+              <w:rPr>
+                <w:b/>
+                <w:bCs/>
+                <w:sz w:val="22"/>
+                <w:szCs w:val="22"/>
+                <w:rtl/>
+                <w:lang w:bidi="fa-IR"/>
+              </w:rPr>
+            </w:pPr>
+            <w:r>
+              <w:t xml:space="preserve">{{Rep1Phone}}</w:t>
+            </w:r>
+          </w:p>
+        </w:tc>
+        <w:tc>
+          <w:tcPr>
+            <w:tcW w:w="1620" w:type="dxa"/>
+            <w:tcBorders>
+              <w:top w:val="single" w:sz="4" w:space="0" w:color="auto"/>
+            </w:tcBorders>
+            <w:shd w:val="clear" w:color="auto" w:fill="E7E6E6" w:themeFill="background2"/>
+            <w:vAlign w:val="center"/>
+          </w:tcPr>
+          <w:p>
+            <w:pPr>
+              <w:keepNext/>
+              <w:keepLines/>
+              <w:rPr>
+                <w:b/>
+                <w:bCs/>
+                <w:sz w:val="22"/>
+                <w:szCs w:val="22"/>
+                <w:rtl/>
+                <w:lang w:bidi="fa-IR"/>
+              </w:rPr>
+            </w:pPr>
+            <w:r>
+              <w:rPr>
+                <w:rFonts w:hint="cs"/>
+                <w:b/>
+                <w:bCs/>
+                <w:sz w:val="22"/>
+                <w:szCs w:val="22"/>
+                <w:rtl/>
+                <w:lang w:bidi="fa-IR"/>
+              </w:rPr>
+              <w:t xml:space="preserve">تماس دوم</w:t>
+            </w:r>
+          </w:p>
+        </w:tc>
+        <w:tc>
+          <w:tcPr>
+            <w:tcW w:w="1670" w:type="dxa"/>
+            <w:tcBorders>
+              <w:top w:val="single" w:sz="4" w:space="0" w:color="auto"/>
+            </w:tcBorders>
+            <w:vAlign w:val="center"/>
+          </w:tcPr>
+          <w:p>
+            <w:pPr>
+              <w:keepNext/>
+              <w:keepLines/>
+              <w:rPr>
+                <w:b/>
+                <w:bCs/>
+                <w:sz w:val="20"/>
+                <w:szCs w:val="20"/>
+                <w:rtl/>
+                <w:lang w:bidi="fa-IR"/>
+              </w:rPr>
+            </w:pPr>
+            <w:r>
+              <w:t xml:space="preserve">{{Rep1SecondaryPhone}}</w:t>
+            </w:r>
+          </w:p>
+        </w:tc>
+        <w:tc>
+          <w:tcPr>
+            <w:tcW w:w="3008" w:type="dxa"/>
+            <w:vMerge/>
+          </w:tcPr>
+          <w:p>
+            <w:pPr>
+              <w:keepNext/>
+              <w:keepLines/>
+              <w:jc w:val="center"/>
+              <w:rPr>
+                <w:sz w:val="22"/>
+                <w:szCs w:val="22"/>
+                <w:rtl/>
+                <w:lang w:bidi="fa-IR"/>
+              </w:rPr>
+            </w:pPr>
+          </w:p>
+        </w:tc>
+      </w:tr>
+      <w:tr>
+        <w:trPr>
+          <w:cantSplit/>
+          <w:trHeight w:val="477"/>
+        </w:trPr>
+        <w:tc>
+          <w:tcPr>
+            <w:tcW w:w="2160" w:type="dxa"/>
+            <w:tcBorders>
+              <w:top w:val="single" w:sz="4" w:space="0" w:color="auto"/>
+            </w:tcBorders>
+            <w:shd w:val="clear" w:color="auto" w:fill="E7E6E6" w:themeFill="background2"/>
+            <w:vAlign w:val="center"/>
+          </w:tcPr>
+          <w:p>
+            <w:pPr>
+              <w:keepNext/>
+              <w:keepLines/>
+              <w:rPr>
+                <w:b/>
+                <w:bCs/>
+                <w:sz w:val="22"/>
+                <w:szCs w:val="22"/>
+                <w:rtl/>
+                <w:lang w:bidi="fa-IR"/>
+              </w:rPr>
+            </w:pPr>
+            <w:r>
+              <w:rPr>
+                <w:rFonts w:hint="cs"/>
+                <w:sz w:val="22"/>
+                <w:szCs w:val="22"/>
+                <w:rtl/>
+                <w:lang w:bidi="fa-IR"/>
+              </w:rPr>
+              <w:t xml:space="preserve">آدرس نماینده</w:t>
+            </w:r>
+            <w:r>
+              <w:rPr>
+                <w:b/>
+                <w:bCs/>
+                <w:sz w:val="22"/>
+                <w:szCs w:val="22"/>
+                <w:rtl/>
+                <w:lang w:bidi="fa-IR"/>
+              </w:rPr>
+              <w:t xml:space="preserve"/>
+            </w:r>
+            <w:r>
+              <w:rPr>
+                <w:rFonts w:hint="cs"/>
+                <w:b/>
+                <w:bCs/>
+                <w:sz w:val="22"/>
+                <w:szCs w:val="22"/>
+                <w:rtl/>
+                <w:lang w:bidi="fa-IR"/>
+              </w:rPr>
+              <w:t xml:space="preserve"/>
+            </w:r>
+          </w:p>
+        </w:tc>
+        <w:tc>
+          <w:tcPr>
+            <w:tcW w:w="2070" w:type="dxa"/>
+            <w:tcBorders>
+              <w:top w:val="single" w:sz="4" w:space="0" w:color="auto"/>
+            </w:tcBorders>
+            <w:vAlign w:val="center"/>
+          </w:tcPr>
+          <w:p>
+            <w:pPr>
+              <w:keepNext/>
+              <w:keepLines/>
+              <w:rPr>
+                <w:b/>
+                <w:bCs/>
+                <w:sz w:val="22"/>
+                <w:szCs w:val="22"/>
+                <w:rtl/>
+                <w:lang w:bidi="fa-IR"/>
+              </w:rPr>
+            </w:pPr>
+            <w:r>
+              <w:t xml:space="preserve">{{Rep1Address}}</w:t>
+            </w:r>
+          </w:p>
+        </w:tc>
+        <w:tc>
+          <w:tcPr>
+            <w:tcW w:w="1620" w:type="dxa"/>
+            <w:tcBorders>
+              <w:top w:val="single" w:sz="4" w:space="0" w:color="auto"/>
+            </w:tcBorders>
+            <w:shd w:val="clear" w:color="auto" w:fill="E7E6E6" w:themeFill="background2"/>
+            <w:vAlign w:val="center"/>
+          </w:tcPr>
+          <w:p>
+            <w:pPr>
+              <w:keepNext/>
+              <w:keepLines/>
+              <w:rPr>
+                <w:b/>
+                <w:bCs/>
+                <w:sz w:val="22"/>
+                <w:szCs w:val="22"/>
+                <w:rtl/>
+                <w:lang w:bidi="fa-IR"/>
+              </w:rPr>
+            </w:pPr>
+            <w:r>
+              <w:rPr>
+                <w:rFonts w:hint="cs"/>
+                <w:b/>
+                <w:bCs/>
+                <w:sz w:val="22"/>
+                <w:szCs w:val="22"/>
+                <w:rtl/>
+                <w:lang w:bidi="fa-IR"/>
+              </w:rPr>
+              <w:t xml:space="preserve">یادداشت نماینده</w:t>
+            </w:r>
+          </w:p>
+        </w:tc>
+        <w:tc>
+          <w:tcPr>
+            <w:tcW w:w="1670" w:type="dxa"/>
+            <w:tcBorders>
+              <w:top w:val="single" w:sz="4" w:space="0" w:color="auto"/>
+            </w:tcBorders>
+            <w:vAlign w:val="center"/>
+          </w:tcPr>
+          <w:p>
+            <w:pPr>
+              <w:keepNext/>
+              <w:keepLines/>
+              <w:rPr>
+                <w:b/>
+                <w:bCs/>
+                <w:sz w:val="20"/>
+                <w:szCs w:val="20"/>
+                <w:rtl/>
+                <w:lang w:bidi="fa-IR"/>
+              </w:rPr>
+            </w:pPr>
+            <w:r>
+              <w:t xml:space="preserve">{{Rep1Notes}}</w:t>
+            </w:r>
+          </w:p>
+        </w:tc>
+        <w:tc>
+          <w:tcPr>
+            <w:tcW w:w="3008" w:type="dxa"/>
+            <w:vMerge/>
+          </w:tcPr>
+          <w:p>
+            <w:pPr>
+              <w:keepNext/>
+              <w:keepLines/>
+              <w:jc w:val="center"/>
+              <w:rPr>
+                <w:sz w:val="22"/>
+                <w:szCs w:val="22"/>
+                <w:rtl/>
+                <w:lang w:bidi="fa-IR"/>
+              </w:rPr>
+            </w:pPr>
+          </w:p>
+        </w:tc>
+      </w:tr>
+      <w:tr>
+        <w:trPr>
+          <w:cantSplit/>
+          <w:trHeight w:val="477"/>
+        </w:trPr>
+        <w:tc>
+          <w:tcPr>
+            <w:tcW w:w="2160" w:type="dxa"/>
+            <w:tcBorders>
+              <w:top w:val="single" w:sz="4" w:space="0" w:color="auto"/>
+            </w:tcBorders>
+            <w:shd w:val="clear" w:color="auto" w:fill="E7E6E6" w:themeFill="background2"/>
+            <w:vAlign w:val="center"/>
+          </w:tcPr>
+          <w:p>
+            <w:pPr>
+              <w:keepNext/>
+              <w:keepLines/>
+              <w:rPr>
+                <w:b/>
+                <w:bCs/>
+                <w:sz w:val="22"/>
+                <w:szCs w:val="22"/>
+                <w:rtl/>
+                <w:lang w:bidi="fa-IR"/>
+              </w:rPr>
+            </w:pPr>
+            <w:r>
+              <w:rPr>
+                <w:rFonts w:hint="cs"/>
+                <w:sz w:val="22"/>
+                <w:szCs w:val="22"/>
+                <w:rtl/>
+                <w:lang w:bidi="fa-IR"/>
+              </w:rPr>
+              <w:t xml:space="preserve">نام نمایندهٔ دوم</w:t>
+            </w:r>
+            <w:r>
+              <w:rPr>
+                <w:b/>
+                <w:bCs/>
+                <w:sz w:val="22"/>
+                <w:szCs w:val="22"/>
+                <w:rtl/>
+                <w:lang w:bidi="fa-IR"/>
+              </w:rPr>
+              <w:t xml:space="preserve"/>
+            </w:r>
+            <w:r>
+              <w:rPr>
+                <w:rFonts w:hint="cs"/>
+                <w:b/>
+                <w:bCs/>
+                <w:sz w:val="22"/>
+                <w:szCs w:val="22"/>
+                <w:rtl/>
+                <w:lang w:bidi="fa-IR"/>
+              </w:rPr>
+              <w:t xml:space="preserve"/>
+            </w:r>
+          </w:p>
+        </w:tc>
+        <w:tc>
+          <w:tcPr>
+            <w:tcW w:w="2070" w:type="dxa"/>
+            <w:tcBorders>
+              <w:top w:val="single" w:sz="4" w:space="0" w:color="auto"/>
+            </w:tcBorders>
+            <w:vAlign w:val="center"/>
+          </w:tcPr>
+          <w:p>
+            <w:pPr>
+              <w:keepNext/>
+              <w:keepLines/>
+              <w:rPr>
+                <w:b/>
+                <w:bCs/>
+                <w:sz w:val="22"/>
+                <w:szCs w:val="22"/>
+                <w:rtl/>
+                <w:lang w:bidi="fa-IR"/>
+              </w:rPr>
+            </w:pPr>
+            <w:r>
+              <w:t xml:space="preserve">{{Rep2Name}}</w:t>
+            </w:r>
+          </w:p>
+        </w:tc>
+        <w:tc>
+          <w:tcPr>
+            <w:tcW w:w="1620" w:type="dxa"/>
+            <w:tcBorders>
+              <w:top w:val="single" w:sz="4" w:space="0" w:color="auto"/>
+            </w:tcBorders>
+            <w:shd w:val="clear" w:color="auto" w:fill="E7E6E6" w:themeFill="background2"/>
+            <w:vAlign w:val="center"/>
+          </w:tcPr>
+          <w:p>
+            <w:pPr>
+              <w:keepNext/>
+              <w:keepLines/>
+              <w:rPr>
+                <w:b/>
+                <w:bCs/>
+                <w:sz w:val="22"/>
+                <w:szCs w:val="22"/>
+                <w:rtl/>
+                <w:lang w:bidi="fa-IR"/>
+              </w:rPr>
+            </w:pPr>
+            <w:r>
+              <w:rPr>
+                <w:rFonts w:hint="cs"/>
+                <w:b/>
+                <w:bCs/>
+                <w:sz w:val="22"/>
+                <w:szCs w:val="22"/>
+                <w:rtl/>
+                <w:lang w:bidi="fa-IR"/>
+              </w:rPr>
+              <w:t xml:space="preserve">نسبت با ذی‌نفع</w:t>
+            </w:r>
+          </w:p>
+        </w:tc>
+        <w:tc>
+          <w:tcPr>
+            <w:tcW w:w="1670" w:type="dxa"/>
+            <w:tcBorders>
+              <w:top w:val="single" w:sz="4" w:space="0" w:color="auto"/>
+            </w:tcBorders>
+            <w:vAlign w:val="center"/>
+          </w:tcPr>
+          <w:p>
+            <w:pPr>
+              <w:keepNext/>
+              <w:keepLines/>
+              <w:rPr>
+                <w:b/>
+                <w:bCs/>
+                <w:sz w:val="20"/>
+                <w:szCs w:val="20"/>
+                <w:rtl/>
+                <w:lang w:bidi="fa-IR"/>
+              </w:rPr>
+            </w:pPr>
+            <w:r>
+              <w:t xml:space="preserve">{{Rep2Relationship}}</w:t>
+            </w:r>
+          </w:p>
+        </w:tc>
+        <w:tc>
+          <w:tcPr>
+            <w:tcW w:w="3008" w:type="dxa"/>
+            <w:vMerge/>
+          </w:tcPr>
+          <w:p>
+            <w:pPr>
+              <w:keepNext/>
+              <w:keepLines/>
+              <w:jc w:val="center"/>
+              <w:rPr>
+                <w:sz w:val="22"/>
+                <w:szCs w:val="22"/>
+                <w:rtl/>
+                <w:lang w:bidi="fa-IR"/>
+              </w:rPr>
+            </w:pPr>
+          </w:p>
+        </w:tc>
+      </w:tr>
+      <w:tr>
+        <w:trPr>
+          <w:cantSplit/>
+          <w:trHeight w:val="477"/>
+        </w:trPr>
+        <w:tc>
+          <w:tcPr>
+            <w:tcW w:w="2160" w:type="dxa"/>
+            <w:tcBorders>
+              <w:top w:val="single" w:sz="4" w:space="0" w:color="auto"/>
+            </w:tcBorders>
+            <w:shd w:val="clear" w:color="auto" w:fill="E7E6E6" w:themeFill="background2"/>
+            <w:vAlign w:val="center"/>
+          </w:tcPr>
+          <w:p>
+            <w:pPr>
+              <w:keepNext/>
+              <w:keepLines/>
+              <w:rPr>
+                <w:b/>
+                <w:bCs/>
+                <w:sz w:val="22"/>
+                <w:szCs w:val="22"/>
+                <w:rtl/>
+                <w:lang w:bidi="fa-IR"/>
+              </w:rPr>
+            </w:pPr>
+            <w:r>
+              <w:rPr>
+                <w:rFonts w:hint="cs"/>
+                <w:sz w:val="22"/>
+                <w:szCs w:val="22"/>
+                <w:rtl/>
+                <w:lang w:bidi="fa-IR"/>
+              </w:rPr>
+              <w:t xml:space="preserve">نوع تذکره نماینده</w:t>
+            </w:r>
+            <w:r>
+              <w:rPr>
+                <w:b/>
+                <w:bCs/>
+                <w:sz w:val="22"/>
+                <w:szCs w:val="22"/>
+                <w:rtl/>
+                <w:lang w:bidi="fa-IR"/>
+              </w:rPr>
+              <w:t xml:space="preserve"/>
+            </w:r>
+            <w:r>
+              <w:rPr>
+                <w:rFonts w:hint="cs"/>
+                <w:b/>
+                <w:bCs/>
+                <w:sz w:val="22"/>
+                <w:szCs w:val="22"/>
+                <w:rtl/>
+                <w:lang w:bidi="fa-IR"/>
+              </w:rPr>
+              <w:t xml:space="preserve"/>
+            </w:r>
+          </w:p>
+        </w:tc>
+        <w:tc>
+          <w:tcPr>
+            <w:tcW w:w="2070" w:type="dxa"/>
+            <w:tcBorders>
+              <w:top w:val="single" w:sz="4" w:space="0" w:color="auto"/>
+            </w:tcBorders>
+            <w:vAlign w:val="center"/>
+          </w:tcPr>
+          <w:p>
+            <w:pPr>
+              <w:keepNext/>
+              <w:keepLines/>
+              <w:rPr>
+                <w:b/>
+                <w:bCs/>
+                <w:sz w:val="22"/>
+                <w:szCs w:val="22"/>
+                <w:rtl/>
+                <w:lang w:bidi="fa-IR"/>
+              </w:rPr>
+            </w:pPr>
+            <w:r>
+              <w:t xml:space="preserve">{{Rep2IdCardType}}</w:t>
+            </w:r>
+          </w:p>
+        </w:tc>
+        <w:tc>
+          <w:tcPr>
+            <w:tcW w:w="1620" w:type="dxa"/>
+            <w:tcBorders>
+              <w:top w:val="single" w:sz="4" w:space="0" w:color="auto"/>
+            </w:tcBorders>
+            <w:shd w:val="clear" w:color="auto" w:fill="E7E6E6" w:themeFill="background2"/>
+            <w:vAlign w:val="center"/>
+          </w:tcPr>
+          <w:p>
+            <w:pPr>
+              <w:keepNext/>
+              <w:keepLines/>
+              <w:rPr>
+                <w:b/>
+                <w:bCs/>
+                <w:sz w:val="22"/>
+                <w:szCs w:val="22"/>
+                <w:rtl/>
+                <w:lang w:bidi="fa-IR"/>
+              </w:rPr>
+            </w:pPr>
+            <w:r>
+              <w:rPr>
+                <w:rFonts w:hint="cs"/>
+                <w:b/>
+                <w:bCs/>
+                <w:sz w:val="22"/>
+                <w:szCs w:val="22"/>
+                <w:rtl/>
+                <w:lang w:bidi="fa-IR"/>
+              </w:rPr>
+              <w:t xml:space="preserve">شماره تذکره</w:t>
+            </w:r>
+          </w:p>
+        </w:tc>
+        <w:tc>
+          <w:tcPr>
+            <w:tcW w:w="1670" w:type="dxa"/>
+            <w:tcBorders>
+              <w:top w:val="single" w:sz="4" w:space="0" w:color="auto"/>
+            </w:tcBorders>
+            <w:vAlign w:val="center"/>
+          </w:tcPr>
+          <w:p>
+            <w:pPr>
+              <w:keepNext/>
+              <w:keepLines/>
+              <w:rPr>
+                <w:b/>
+                <w:bCs/>
+                <w:sz w:val="20"/>
+                <w:szCs w:val="20"/>
+                <w:rtl/>
+                <w:lang w:bidi="fa-IR"/>
+              </w:rPr>
+            </w:pPr>
+            <w:r>
+              <w:t xml:space="preserve">{{Rep2NationalID}}</w:t>
+            </w:r>
+          </w:p>
+        </w:tc>
+        <w:tc>
+          <w:tcPr>
+            <w:tcW w:w="3008" w:type="dxa"/>
+            <w:vMerge/>
+          </w:tcPr>
+          <w:p>
+            <w:pPr>
+              <w:keepNext/>
+              <w:keepLines/>
+              <w:jc w:val="center"/>
+              <w:rPr>
+                <w:sz w:val="22"/>
+                <w:szCs w:val="22"/>
+                <w:rtl/>
+                <w:lang w:bidi="fa-IR"/>
+              </w:rPr>
+            </w:pPr>
+          </w:p>
+        </w:tc>
+      </w:tr>
+      <w:tr>
+        <w:trPr>
+          <w:cantSplit/>
+          <w:trHeight w:val="477"/>
+        </w:trPr>
+        <w:tc>
+          <w:tcPr>
+            <w:tcW w:w="2160" w:type="dxa"/>
+            <w:tcBorders>
+              <w:top w:val="single" w:sz="4" w:space="0" w:color="auto"/>
+            </w:tcBorders>
+            <w:shd w:val="clear" w:color="auto" w:fill="E7E6E6" w:themeFill="background2"/>
+            <w:vAlign w:val="center"/>
+          </w:tcPr>
+          <w:p>
+            <w:pPr>
+              <w:keepNext/>
+              <w:keepLines/>
+              <w:rPr>
+                <w:b/>
+                <w:bCs/>
+                <w:sz w:val="22"/>
+                <w:szCs w:val="22"/>
+                <w:rtl/>
+                <w:lang w:bidi="fa-IR"/>
+              </w:rPr>
+            </w:pPr>
+            <w:r>
+              <w:rPr>
+                <w:rFonts w:hint="cs"/>
+                <w:sz w:val="22"/>
+                <w:szCs w:val="22"/>
+                <w:rtl/>
+                <w:lang w:bidi="fa-IR"/>
+              </w:rPr>
+              <w:t xml:space="preserve">تماس نماینده</w:t>
+            </w:r>
+            <w:r>
+              <w:rPr>
+                <w:b/>
+                <w:bCs/>
+                <w:sz w:val="22"/>
+                <w:szCs w:val="22"/>
+                <w:rtl/>
+                <w:lang w:bidi="fa-IR"/>
+              </w:rPr>
+              <w:t xml:space="preserve"/>
+            </w:r>
+            <w:r>
+              <w:rPr>
+                <w:rFonts w:hint="cs"/>
+                <w:b/>
+                <w:bCs/>
+                <w:sz w:val="22"/>
+                <w:szCs w:val="22"/>
+                <w:rtl/>
+                <w:lang w:bidi="fa-IR"/>
+              </w:rPr>
+              <w:t xml:space="preserve"/>
+            </w:r>
+          </w:p>
+        </w:tc>
+        <w:tc>
+          <w:tcPr>
+            <w:tcW w:w="2070" w:type="dxa"/>
+            <w:tcBorders>
+              <w:top w:val="single" w:sz="4" w:space="0" w:color="auto"/>
+            </w:tcBorders>
+            <w:vAlign w:val="center"/>
+          </w:tcPr>
+          <w:p>
+            <w:pPr>
+              <w:keepNext/>
+              <w:keepLines/>
+              <w:rPr>
+                <w:b/>
+                <w:bCs/>
+                <w:sz w:val="22"/>
+                <w:szCs w:val="22"/>
+                <w:rtl/>
+                <w:lang w:bidi="fa-IR"/>
+              </w:rPr>
+            </w:pPr>
+            <w:r>
+              <w:t xml:space="preserve">{{Rep2Phone}}</w:t>
+            </w:r>
+          </w:p>
+        </w:tc>
+        <w:tc>
+          <w:tcPr>
+            <w:tcW w:w="1620" w:type="dxa"/>
+            <w:tcBorders>
+              <w:top w:val="single" w:sz="4" w:space="0" w:color="auto"/>
+            </w:tcBorders>
+            <w:shd w:val="clear" w:color="auto" w:fill="E7E6E6" w:themeFill="background2"/>
+            <w:vAlign w:val="center"/>
+          </w:tcPr>
+          <w:p>
+            <w:pPr>
+              <w:keepNext/>
+              <w:keepLines/>
+              <w:rPr>
+                <w:b/>
+                <w:bCs/>
+                <w:sz w:val="22"/>
+                <w:szCs w:val="22"/>
+                <w:rtl/>
+                <w:lang w:bidi="fa-IR"/>
+              </w:rPr>
+            </w:pPr>
+            <w:r>
+              <w:rPr>
+                <w:rFonts w:hint="cs"/>
+                <w:b/>
+                <w:bCs/>
+                <w:sz w:val="22"/>
+                <w:szCs w:val="22"/>
+                <w:rtl/>
+                <w:lang w:bidi="fa-IR"/>
+              </w:rPr>
+              <w:t xml:space="preserve">تماس دوم</w:t>
+            </w:r>
+          </w:p>
+        </w:tc>
+        <w:tc>
+          <w:tcPr>
+            <w:tcW w:w="1670" w:type="dxa"/>
+            <w:tcBorders>
+              <w:top w:val="single" w:sz="4" w:space="0" w:color="auto"/>
+            </w:tcBorders>
+            <w:vAlign w:val="center"/>
+          </w:tcPr>
+          <w:p>
+            <w:pPr>
+              <w:keepNext/>
+              <w:keepLines/>
+              <w:rPr>
+                <w:b/>
+                <w:bCs/>
+                <w:sz w:val="20"/>
+                <w:szCs w:val="20"/>
+                <w:rtl/>
+                <w:lang w:bidi="fa-IR"/>
+              </w:rPr>
+            </w:pPr>
+            <w:r>
+              <w:t xml:space="preserve">{{Rep2SecondaryPhone}}</w:t>
+            </w:r>
+          </w:p>
+        </w:tc>
+        <w:tc>
+          <w:tcPr>
+            <w:tcW w:w="3008" w:type="dxa"/>
+            <w:vMerge/>
+          </w:tcPr>
+          <w:p>
+            <w:pPr>
+              <w:keepNext/>
+              <w:keepLines/>
+              <w:jc w:val="center"/>
+              <w:rPr>
+                <w:sz w:val="22"/>
+                <w:szCs w:val="22"/>
+                <w:rtl/>
+                <w:lang w:bidi="fa-IR"/>
+              </w:rPr>
+            </w:pPr>
+          </w:p>
+        </w:tc>
+      </w:tr>
+      <w:tr>
+        <w:trPr>
+          <w:cantSplit/>
+          <w:trHeight w:val="477"/>
+        </w:trPr>
+        <w:tc>
+          <w:tcPr>
+            <w:tcW w:w="2160" w:type="dxa"/>
+            <w:tcBorders>
+              <w:top w:val="single" w:sz="4" w:space="0" w:color="auto"/>
+            </w:tcBorders>
+            <w:shd w:val="clear" w:color="auto" w:fill="E7E6E6" w:themeFill="background2"/>
+            <w:vAlign w:val="center"/>
+          </w:tcPr>
+          <w:p>
+            <w:pPr>
+              <w:keepNext/>
+              <w:keepLines/>
+              <w:rPr>
+                <w:b/>
+                <w:bCs/>
+                <w:sz w:val="22"/>
+                <w:szCs w:val="22"/>
+                <w:rtl/>
+                <w:lang w:bidi="fa-IR"/>
+              </w:rPr>
+            </w:pPr>
+            <w:r>
+              <w:rPr>
+                <w:rFonts w:hint="cs"/>
+                <w:sz w:val="22"/>
+                <w:szCs w:val="22"/>
+                <w:rtl/>
+                <w:lang w:bidi="fa-IR"/>
+              </w:rPr>
+              <w:t xml:space="preserve">آدرس نماینده</w:t>
+            </w:r>
+            <w:r>
+              <w:rPr>
+                <w:b/>
+                <w:bCs/>
+                <w:sz w:val="22"/>
+                <w:szCs w:val="22"/>
+                <w:rtl/>
+                <w:lang w:bidi="fa-IR"/>
+              </w:rPr>
+              <w:t xml:space="preserve"/>
+            </w:r>
+            <w:r>
+              <w:rPr>
+                <w:rFonts w:hint="cs"/>
+                <w:b/>
+                <w:bCs/>
+                <w:sz w:val="22"/>
+                <w:szCs w:val="22"/>
+                <w:rtl/>
+                <w:lang w:bidi="fa-IR"/>
+              </w:rPr>
+              <w:t xml:space="preserve"/>
+            </w:r>
+          </w:p>
+        </w:tc>
+        <w:tc>
+          <w:tcPr>
+            <w:tcW w:w="2070" w:type="dxa"/>
+            <w:tcBorders>
+              <w:top w:val="single" w:sz="4" w:space="0" w:color="auto"/>
+            </w:tcBorders>
+            <w:vAlign w:val="center"/>
+          </w:tcPr>
+          <w:p>
+            <w:pPr>
+              <w:keepNext/>
+              <w:keepLines/>
+              <w:rPr>
+                <w:b/>
+                <w:bCs/>
+                <w:sz w:val="22"/>
+                <w:szCs w:val="22"/>
+                <w:rtl/>
+                <w:lang w:bidi="fa-IR"/>
+              </w:rPr>
+            </w:pPr>
+            <w:r>
+              <w:t xml:space="preserve">{{Rep2Address}}</w:t>
+            </w:r>
+          </w:p>
+        </w:tc>
+        <w:tc>
+          <w:tcPr>
+            <w:tcW w:w="1620" w:type="dxa"/>
+            <w:tcBorders>
+              <w:top w:val="single" w:sz="4" w:space="0" w:color="auto"/>
+            </w:tcBorders>
+            <w:shd w:val="clear" w:color="auto" w:fill="E7E6E6" w:themeFill="background2"/>
+            <w:vAlign w:val="center"/>
+          </w:tcPr>
+          <w:p>
+            <w:pPr>
+              <w:keepNext/>
+              <w:keepLines/>
+              <w:rPr>
+                <w:b/>
+                <w:bCs/>
+                <w:sz w:val="22"/>
+                <w:szCs w:val="22"/>
+                <w:rtl/>
+                <w:lang w:bidi="fa-IR"/>
+              </w:rPr>
+            </w:pPr>
+            <w:r>
+              <w:rPr>
+                <w:rFonts w:hint="cs"/>
+                <w:b/>
+                <w:bCs/>
+                <w:sz w:val="22"/>
+                <w:szCs w:val="22"/>
+                <w:rtl/>
+                <w:lang w:bidi="fa-IR"/>
+              </w:rPr>
+              <w:t xml:space="preserve">یادداشت نماینده</w:t>
+            </w:r>
+          </w:p>
+        </w:tc>
+        <w:tc>
+          <w:tcPr>
+            <w:tcW w:w="1670" w:type="dxa"/>
+            <w:tcBorders>
+              <w:top w:val="single" w:sz="4" w:space="0" w:color="auto"/>
+            </w:tcBorders>
+            <w:vAlign w:val="center"/>
+          </w:tcPr>
+          <w:p>
+            <w:pPr>
+              <w:keepNext/>
+              <w:keepLines/>
+              <w:rPr>
+                <w:b/>
+                <w:bCs/>
+                <w:sz w:val="20"/>
+                <w:szCs w:val="20"/>
+                <w:rtl/>
+                <w:lang w:bidi="fa-IR"/>
+              </w:rPr>
+            </w:pPr>
+            <w:r>
+              <w:t xml:space="preserve">{{Rep2Notes}}</w:t>
             </w:r>
           </w:p>
         </w:tc>
